--- a/res/synthetic_fascicoli/fascicoli/fascicolo_sintetico_035/sentenza.docx
+++ b/res/synthetic_fascicoli/fascicoli/fascicolo_sintetico_035/sentenza.docx
@@ -338,7 +338,7 @@
               <w:rStyle w:val="PlaceholderText"/>
               <w:lang w:val="en-US"/>
             </w:rPr>
-            <w:t>977/2024</w:t>
+            <w:t>653/2024</w:t>
           </w:r>
         </w:sdtContent>
       </w:sdt>
@@ -400,7 +400,7 @@
               <w:rStyle w:val="PlaceholderText"/>
               <w:lang w:val="en-US"/>
             </w:rPr>
-            <w:t>Elena Joao Rossi-Silva, Francesca Joao Leoni</w:t>
+            <w:t>Beatriz Oliveira-Souza, Rafael Silva Ribeiro</w:t>
           </w:r>
         </w:sdtContent>
       </w:sdt>
@@ -444,7 +444,7 @@
               <w:rStyle w:val="PlaceholderText"/>
               <w:lang w:val="en-US"/>
             </w:rPr>
-            <w:t>Paolo Neri</w:t>
+            <w:t>Patricia Santos</w:t>
           </w:r>
         </w:sdtContent>
       </w:sdt>
@@ -588,7 +588,7 @@
               <w:rStyle w:val="PlaceholderText"/>
               <w:lang w:val="en-US"/>
             </w:rPr>
-            <w:t/>
+            <w:t>Jose Nunes</w:t>
           </w:r>
         </w:p>
       </w:sdtContent>
@@ -624,7 +624,7 @@
               <w:rStyle w:val="PlaceholderText"/>
               <w:lang w:val="en-US"/>
             </w:rPr>
-            <w:t/>
+            <w:t>con il patrocinio dell'Avv.</w:t>
           </w:r>
         </w:p>
       </w:sdtContent>
@@ -805,7 +805,7 @@
             <w:rPr>
               <w:rStyle w:val="PlaceholderText"/>
             </w:rPr>
-            <w:t>07-08-2024</w:t>
+            <w:t>04-05-2025</w:t>
           </w:r>
         </w:sdtContent>
       </w:sdt>
@@ -866,7 +866,7 @@
               <w:rStyle w:val="PlaceholderText"/>
               <w:lang w:val="en-US"/>
             </w:rPr>
-            <w:t/>
+            <w:t>1.1.1. In data 09-03-2025, Jose Nunes è intervenuto volontariamente in giudizio, in qualità di discendente dal medesimo avo.[</w:t>
           </w:r>
         </w:p>
       </w:sdtContent>
@@ -950,7 +950,7 @@
             <w:rPr>
               <w:rStyle w:val="PlaceholderText"/>
             </w:rPr>
-            <w:t>SI</w:t>
+            <w:t>NO</w:t>
           </w:r>
         </w:sdtContent>
       </w:sdt>
@@ -1034,7 +1034,7 @@
             <w:rPr>
               <w:rStyle w:val="PlaceholderText"/>
             </w:rPr>
-            <w:t>Chiara Carlo Costa</w:t>
+            <w:t>Diego Carlos Pereira</w:t>
           </w:r>
         </w:sdtContent>
       </w:sdt>
@@ -1092,7 +1092,7 @@
               <w:rStyle w:val="PlaceholderText"/>
               <w:lang w:val="en-US"/>
             </w:rPr>
-            <w:t>Mantova</w:t>
+            <w:t>Cremona</w:t>
           </w:r>
         </w:sdtContent>
       </w:sdt>
@@ -1149,7 +1149,7 @@
               <w:rStyle w:val="PlaceholderText"/>
               <w:lang w:val="en-US"/>
             </w:rPr>
-            <w:t>26-02-1909</w:t>
+            <w:t>01-01-1903</w:t>
           </w:r>
         </w:sdtContent>
       </w:sdt>
@@ -1368,7 +1368,8 @@
               <w:rStyle w:val="PlaceholderText"/>
               <w:lang w:val="en-US"/>
             </w:rPr>
-            <w:t>Linea di discendenza allegata: Chiara Carlo Costa -&gt; Chiara Joao Costa -&gt; Sara Marini -&gt; Francesca Joao Leoni -&gt; Elena Joao Rossi</w:t>
+            <w:t>Linea di discendenza ricostruita da certificati esteri e italiani allegati al fascicolo. Nel ricorso risultano varianti anagrafiche/pseudonimi: Rafael Silva Ribeiro (alias: Rafael Silv). Nel ricorso sono dichiarati i seguenti alias/pseudonimi: Diego Pereiro.
+Linea di discendenza allegata: Diego Carlos Pereira -&gt; Jose Luis Ribeiro -&gt; Rafael Silva Ribeiro -&gt; Beatriz Oliveira</w:t>
           </w:r>
         </w:sdtContent>
       </w:sdt>
@@ -1419,7 +1420,7 @@
               <w:rStyle w:val="PlaceholderText"/>
               <w:lang w:val="en-US"/>
             </w:rPr>
-            <w:t/>
+            <w:t>2.1. Il terzo intervenuto ha rivendicato di essere discendente dallo stesso avo.</w:t>
           </w:r>
         </w:p>
       </w:sdtContent>
@@ -2513,7 +2514,7 @@
               <w:rStyle w:val="PlaceholderText"/>
               <w:lang w:val="en-US"/>
             </w:rPr>
-            <w:t>Quest'ultima norma non si applica dunque al presente ricorso, iscritto a ruolo prima del 27.3.25.</w:t>
+            <w:t/>
           </w:r>
         </w:p>
       </w:sdtContent>
@@ -2941,7 +2942,7 @@
               <w:rFonts w:ascii="Garamond" w:hAnsi="Garamond"/>
               <w:bCs/>
             </w:rPr>
-            <w:t/>
+            <w:t>4.1. La domanda del terzo intervenuto è inammissibile. L'art. 105 co. 1 c.p.c., infatti, consente l'intervento volontario «in un processo tra altre persone per far valere, in confronto di tutte le parti o di alcune di esse, un diritto relativo all'oggetto o dipendente dal titolo dedotto nel processo medesimo». Nel caso concreto, invece, il terzo ha chiesto di accertare un autonomo diritto allo status di cittadino, non connesso oggettivamente né dipendente da quello dei ricorrenti (cui è accomunato soltanto dall'avo).</w:t>
           </w:r>
           <w:proofErr w:type="spellStart"/>
           <w:proofErr w:type="spellEnd"/>
@@ -3145,7 +3146,7 @@
               <w:rFonts w:ascii="Garamond" w:hAnsi="Garamond"/>
               <w:bCs/>
             </w:rPr>
-            <w:t/>
+            <w:t>Questo vale anche nei confronti delle parti le cui domande sono state dichiarate inammissibili o improcedibili (viste la serialità della questione per l'Avvocatura dello Stato e la natura prettamente formale della sua costituzione).</w:t>
           </w:r>
         </w:p>
       </w:sdtContent>
@@ -3247,9 +3248,9 @@
               <w:rStyle w:val="PlaceholderText"/>
               <w:lang w:val="en-US"/>
             </w:rPr>
-            <w:t>Elena Joao Rossi-Silva, nata a Porto Alegre il 22-06-1987</w:t>
+            <w:t>Beatriz Oliveira-Souza, nata a Rio de Janeiro il 28-10-1979</w:t>
             <w:br/>
-            <w:t>Francesca Joao Leoni, nata a Recife il 11-10-1956</w:t>
+            <w:t>Rafael Silva Ribeiro, nato a Porto Alegre il 31-08-1981</w:t>
           </w:r>
         </w:p>
       </w:sdtContent>
@@ -3296,7 +3297,7 @@
             <w:rPr>
               <w:rStyle w:val="PlaceholderText"/>
             </w:rPr>
-            <w:t>sono cittadine italiane</w:t>
+            <w:t>sono cittadini italiani</w:t>
           </w:r>
         </w:sdtContent>
       </w:sdt>
@@ -3363,7 +3364,7 @@
               <w:rStyle w:val="PlaceholderText"/>
               <w:lang w:val="en-US"/>
             </w:rPr>
-            <w:t/>
+            <w:t>dichiara inammissibile la domanda presentata da Jose Nunes;</w:t>
           </w:r>
         </w:p>
       </w:sdtContent>
